--- a/manuscript/KRAS_gC3N4_FINAL_RealFigures_Monreal_Hernandez_et_al.docx
+++ b/manuscript/KRAS_gC3N4_FINAL_RealFigures_Monreal_Hernandez_et_al.docx
@@ -2265,9 +2265,9 @@
       <w:r>
         <w:t>All computational scripts, raw docking coordinates (PDBQT), GFN2-xTB quantum chemistry logs, descriptor matrices, and surrogate QSPR models are fully open-source and reproducible under the MIT license via the project repository:</w:t>
         <w:br/>
-        <w:t>• Primary Public Repository: https://github.com/sircalch/kras-pancreatic-gc3n4-ai (Release v1.0.0, Git commit SHA: 940cba4)</w:t>
+        <w:t>• Primary Public Repository: https://github.com/sircalch/kras-pancreatic-gc3n4-ai (latest release)</w:t>
         <w:br/>
-        <w:t>• Permanent Archival DOI: Zenodo Repository DOI: 10.5281/zenodo.22187819</w:t>
+        <w:t>• Permanent Archival DOI: Zenodo Repository DOI: 10.5281/zenodo.22187819 (concept DOI, always resolves to the latest archived version)</w:t>
       </w:r>
     </w:p>
     <w:p>

--- a/manuscript/KRAS_gC3N4_FINAL_RealFigures_Monreal_Hernandez_et_al.docx
+++ b/manuscript/KRAS_gC3N4_FINAL_RealFigures_Monreal_Hernandez_et_al.docx
@@ -155,7 +155,7 @@
         <w:t xml:space="preserve">Keywords: </w:t>
       </w:r>
       <w:r>
-        <w:t>KRAS-G12D; MRTX1133; Molecular Diversity; QSPR Surrogate Modeling; GFN2-xTB Quantum Chemistry; Virtual Screening; Supramolecular Interaction.</w:t>
+        <w:t>KRAS-G12D; MRTX1133; Graphitic Carbon Nitride; QSPR Surrogate Modeling; GFN2-xTB Quantum Chemistry; Virtual Screening; Supramolecular Interaction.</w:t>
       </w:r>
     </w:p>
     <w:p>

--- a/manuscript/KRAS_gC3N4_FINAL_RealFigures_Monreal_Hernandez_et_al.docx
+++ b/manuscript/KRAS_gC3N4_FINAL_RealFigures_Monreal_Hernandez_et_al.docx
@@ -120,7 +120,7 @@
           <w:i/>
           <w:sz w:val="18"/>
         </w:rPr>
-        <w:t xml:space="preserve"> Multi-scale computational framework integrating quantum chemistry, OECD-aligned QSPR surrogate modeling, and virtual screening for KRAS-G12D inhibitor prioritization. (Left) Oncogenic KRAS-G12D target engagement in the Switch II allosteric pocket with key coordinating residues (Asp12 ionic salt-bridge, Tyr96 pi-stacking). (Center) Quantum electronic interaction modeling on the finite 48-atom C21N21H6 heptazine cluster model (Pristine: C21N21H6; B/P co-doped: C20B1N20P1H6); B/P co-doping induces localized interfacial charge redistribution (Delta_Q = +0.19 e for MRTX1133) with comparable overall electronic interaction energetics (DeltaDelta E_int,std ≈ -0.01 kcal/mol). (Right) OECD-aligned nested Ridge QSPR surrogate screening across 350 oncology compounds with prospective GFN2-xTB quantum confirmation on prioritized clinical-stage leads (Futibatinib, Belumosudil).</w:t>
+        <w:t xml:space="preserve"> Multi-scale computational framework integrating quantum chemistry, OECD-aligned QSPR surrogate modeling, and virtual screening for KRAS-G12D inhibitor prioritization. (Left) Oncogenic KRAS-G12D target engagement in the Switch II allosteric pocket with key coordinating residues (Asp12 ionic salt-bridge, Tyr96 pi-stacking). (Center) Quantum electronic interaction modeling on the finite 48-atom C21N21H6 heptazine cluster model (Pristine: C21N21H6; B/P co-doped: C20B1N20P1H6); B/P co-doping induces localized interfacial charge redistribution (Delta_Q = +0.15 e for MRTX1133) with comparable overall electronic interaction energetics (DeltaDelta E_int,std ≈ -0.01 kcal/mol). (Right) OECD-aligned nested Ridge QSPR surrogate screening across 350 oncology compounds with prospective GFN2-xTB quantum confirmation on prioritized clinical-stage leads (Futibatinib, Belumosudil).</w:t>
       </w:r>
     </w:p>
     <w:p>
@@ -929,7 +929,7 @@
               <w:rPr>
                 <w:sz w:val="17"/>
               </w:rPr>
-              <w:t>0.228</w:t>
+              <w:t>0.262</w:t>
             </w:r>
           </w:p>
         </w:tc>
@@ -1045,7 +1045,7 @@
               <w:rPr>
                 <w:sz w:val="17"/>
               </w:rPr>
-              <w:t>0.231</w:t>
+              <w:t>0.246</w:t>
             </w:r>
           </w:p>
         </w:tc>
@@ -1095,7 +1095,7 @@
     </w:p>
     <w:p>
       <w:r>
-        <w:t>To adhere strictly to OECD guidelines and eliminate information leakage on n=33 compounds, we pruned the descriptor space to p=4 prespecified physicochemical features (MW, PSA, Polarizability_alpha, and Electrophilicity_omega), yielding a robust sample-to-descriptor ratio n/p = 8.25. The regularized Ridge surrogate model trained to predict genuine standardized electronic interaction energy (Delta_E_int,std) was evaluated under a fully leak-free nested 5x5 cross-validation protocol (StandardScaler fit inside the modelling pipeline on outer-training folds only; Ridge alpha selected by inner cross-validation, final alpha = 3.0), achieving solid pooled predictive fidelity: nested Q²_CV = +0.584 (individual outer-fold Q² values: Fold 1 = 0.784, Fold 2 = 0.358, Fold 3 = 0.052, Fold 4 = 0.671, Fold 5 = 0.707; mean-of-folds Q² = 0.515 +/- 0.305), RMSE = 5.11 kcal/mol (95% bootstrap CI: [4.19, 5.99]), and MAE = 4.33 kcal/mol (95% bootstrap CI: [3.42, 5.28]) (Figure 3a). Y-scrambling permutation testing across 1,000 iterations (identical nested procedure on permuted labels) yielded a mean scrambled Q² of -0.12 (Figure 3c), with an empirical permutation p-value of 0.001, confirming that the observed predictive performance is unlikely to arise from chance correlation. In the Williams plot (Figure 3b), 32 of 33 training compounds (97.0%) fell within the +/-3sigma standardized residual boundary, with a warning leverage limit h* = 0.455. Cobimetinib (hi = 0.200) and Paclitaxel (hi = 0.360) fell safely inside the applicability domain, supporting coverage of the training chemical space across diverse chemotypes.</w:t>
+        <w:t>To adhere strictly to OECD guidelines and eliminate information leakage on n=33 compounds, we pruned the descriptor space to p=4 prespecified physicochemical features (MW, PSA, Polarizability_alpha, and Electrophilicity_omega), yielding a robust sample-to-descriptor ratio n/p = 8.25. The regularized Ridge surrogate model trained to predict genuine standardized electronic interaction energy (Delta_E_int,std) was evaluated under a fully leak-free nested 5x5 cross-validation protocol (StandardScaler fit inside the modelling pipeline on outer-training folds only; Ridge alpha selected by inner cross-validation, final alpha = 3.0), achieving solid pooled predictive fidelity: nested Q²_CV = +0.584 (individual outer-fold Q² values: Fold 1 = 0.784, Fold 2 = 0.358, Fold 3 = 0.052, Fold 4 = 0.671, Fold 5 = 0.707; mean-of-folds Q² = 0.515 +/- 0.305), RMSE = 5.11 kcal/mol (95% bootstrap CI: [4.19, 5.99]), and MAE = 4.33 kcal/mol (95% bootstrap CI: [3.42, 5.28]) (Figure 3a). Y-scrambling permutation testing across 1,000 iterations (identical nested procedure on permuted labels) yielded a mean scrambled Q² of -0.12 (Figure 3c), with an empirical permutation p-value of 0.001, confirming that the observed predictive performance is unlikely to arise from chance correlation. In the Williams plot (Figure 3b), all 33 of 33 training compounds fell within the +/-3sigma standardized residual boundary; against the separate warning leverage limit h* = 0.455, 32 of 33 compounds (97.0%) fell inside the domain, with only Methotrexate (hi = 0.481) exceeding it. Cobimetinib (hi = 0.155) and Paclitaxel (hi = 0.234) fell safely inside the applicability domain, supporting coverage of the training chemical space across diverse chemotypes.</w:t>
       </w:r>
     </w:p>
     <w:p>
@@ -2200,7 +2200,7 @@
     </w:p>
     <w:p>
       <w:r>
-        <w:t>The standardized electronic interaction energies obtained via GFN2-xTB simulations warrant deeper physical interpretation. Boron substitution at carbon sites (q_B = +0.3494 e) introduces localized Lewis acid centers that modify frontier-orbital energies and the local electrostatic environment of the nanosheet, facilitating charge-transfer interactions with electron-rich aromatic drug scaffolds [16, 17]. Conversely, phosphorus substitution at nitrogen sites (q_P = -0.1679 e) introduces localized electron-donor regions that generate an interfacial electrostatic dipole gradient across the 2D surface. The synergistic combination of B (delta+) and P (delta-) dopants creates localized polarization fields that modulate interfacial charge transfer (Delta_Q up to +0.65 e across the cohort; for MRTX1133 specifically: Delta_Q = +0.19 e). Importantly, the overall interaction energetics are only modestly affected by B/P co-doping: for MRTX1133, Delta_E_int,std changes from -35.03 kcal/mol (pristine) to -35.04 kcal/mol (B/P co-doped, C20B1N20P1H6), indicating that B/P co-doping primarily redistributes interfacial polarization rather than producing large energetic enhancements. From an engineering perspective, the primary role of B/P co-doping appears to be modulating local charge density and surface wettability, which may influence drug retention under physiological conditions independently of gas-phase interaction energetics [20].</w:t>
+        <w:t>The standardized electronic interaction energies obtained via GFN2-xTB simulations warrant deeper physical interpretation. Boron substitution at carbon sites (q_B = +0.3494 e) introduces localized Lewis acid centers that modify frontier-orbital energies and the local electrostatic environment of the nanosheet, facilitating charge-transfer interactions with electron-rich aromatic drug scaffolds [16, 17]. Conversely, phosphorus substitution at nitrogen sites (q_P = -0.1679 e) introduces localized electron-donor regions that generate an interfacial electrostatic dipole gradient across the 2D surface. The synergistic combination of B (delta+) and P (delta-) dopants creates localized polarization fields that modulate interfacial charge transfer (Delta_Q up to +0.65 e across the cohort; for MRTX1133 specifically: Delta_Q = +0.15 e, vs. +0.19 e on the pristine carrier). Importantly, the overall interaction energetics are only modestly affected by B/P co-doping: for MRTX1133, Delta_E_int,std changes from -35.03 kcal/mol (pristine) to -35.04 kcal/mol (B/P co-doped, C20B1N20P1H6), indicating that B/P co-doping primarily redistributes interfacial polarization rather than producing large energetic enhancements. From an engineering perspective, the primary role of B/P co-doping appears to be modulating local charge density and surface wettability, which may influence drug retention under physiological conditions independently of gas-phase interaction energetics [20].</w:t>
       </w:r>
     </w:p>
     <w:p>
@@ -2242,7 +2242,7 @@
     </w:p>
     <w:p>
       <w:r>
-        <w:t>In this study, we established an integrated computational chemistry, cheminformatics, and molecular screening investigation of KRAS-G12D allosteric inhibitors across graphitic carbon nitride (g-C3N4) interaction templates. Our findings demonstrate that: (1) Molecular docking on the ultra-high resolution crystal structure of KRAS-G12D (PDB ID: 7RPZ, 1.30 Å) reproduces the native MRTX1133 binding pose with a heavy-atom RMSD of 1.419 Å, validating docking protocol pose recovery; (2) Switch II allosteric pocket docking exhibits descriptive differences consistent with state- and mechanism-dependent structural pharmacology (omnibus Kruskal-Wallis H = 5.763, p = 0.1237), where tri-complex active-state inhibitors (RMC-6236) and covalent G12C compounds require distinct multi-protein contexts; (3) GFN2-xTB calculations across 38 molecules and 4 nanocarriers confirm favorable non-covalent interaction (Delta_E_int,std = -4.98 to -39.89 kcal/mol at standardized z = 3.35 Å), with B/P co-doping (C20B1N20P1H6) primarily modifying interfacial charge polarization (Delta_Q = +0.19 e for MRTX1133) rather than substantially altering interaction energetics; (4) A leak-free nested 5x5 surrogate QSPR model structured under OECD Principles 1-5 (Table S3) and verified by 1,000 Y-scrambling permutations (nested Q²_CV = +0.584 vs Q²_scrambled = -0.12, p = 0.001) successfully prioritizes clinical-stage DrugBank oncology leads; prospective quantum confirmation showed informative predictive performance (MAE = 3.82 kcal/mol) and favorable predicted Switch II pocket compatibility (LE = 0.255 to 0.292 kcal/mol/atom). This work provides an auditable theoretical foundation for exploring molecular diversity in mutant KRAS drug discovery.</w:t>
+        <w:t>In this study, we established an integrated computational chemistry, cheminformatics, and molecular screening investigation of KRAS-G12D allosteric inhibitors across graphitic carbon nitride (g-C3N4) interaction templates. Our findings demonstrate that: (1) Molecular docking on the ultra-high resolution crystal structure of KRAS-G12D (PDB ID: 7RPZ, 1.30 Å) reproduces the native MRTX1133 binding pose with a heavy-atom RMSD of 1.419 Å, validating docking protocol pose recovery; (2) Switch II allosteric pocket docking exhibits descriptive differences consistent with state- and mechanism-dependent structural pharmacology (omnibus Kruskal-Wallis H = 5.763, p = 0.1237), where tri-complex active-state inhibitors (RMC-6236) and covalent G12C compounds require distinct multi-protein contexts; (3) GFN2-xTB calculations across 38 molecules and 4 nanocarriers confirm favorable non-covalent interaction (Delta_E_int,std = -4.98 to -39.89 kcal/mol at standardized z = 3.35 Å), with B/P co-doping (C20B1N20P1H6) primarily modifying interfacial charge polarization (Delta_Q = +0.15 e for MRTX1133, vs. +0.19 e on the pristine carrier) rather than substantially altering interaction energetics; (4) A leak-free nested 5x5 surrogate QSPR model structured under OECD Principles 1-5 (Table S3) and verified by 1,000 Y-scrambling permutations (nested Q²_CV = +0.584 vs Q²_scrambled = -0.12, p = 0.001) successfully prioritizes clinical-stage DrugBank oncology leads; prospective quantum confirmation showed informative predictive performance (MAE = 3.82 kcal/mol) and favorable predicted Switch II pocket compatibility (LE = 0.255 to 0.292 kcal/mol/atom). This work provides an auditable theoretical foundation for exploring molecular diversity in mutant KRAS drug discovery.</w:t>
       </w:r>
     </w:p>
     <w:p>

--- a/manuscript/KRAS_gC3N4_FINAL_RealFigures_Monreal_Hernandez_et_al.docx
+++ b/manuscript/KRAS_gC3N4_FINAL_RealFigures_Monreal_Hernandez_et_al.docx
@@ -141,7 +141,7 @@
     </w:p>
     <w:p>
       <w:r>
-        <w:t>Direct pharmacological inhibition of oncogenic KRAS-G12D represents a paramount objective in precision oncology, particularly for pancreatic ductal adenocarcinoma (PDAC). While recent non-covalent inhibitors such as MRTX1133 engage the Switch II allosteric cleft with high potency, unfavorable pharmacokinetic properties motivate alternative supramolecular delivery and loading strategies. Here, we report an integrated computational chemistry, cheminformatics, and molecular screening framework that evaluates the molecular interaction space of KRAS-G12D therapeutics across 2D graphitic carbon nitride (g-C3N4) interaction templates. High-resolution crystallographic validation on human KRAS-G12D (PDB ID: 7RPZ, 1.30 Å) reproduced the native MRTX1133 binding pose with 1.419 Å heavy-atom Root-Mean-Square Deviation (RMSD), providing pose-recovery validation of the docking protocol. Across a curated cohort of N=33 diverse oncology therapeutics, Switch II pocket docking revealed descriptive differences consistent with state- and mechanism-dependent structural pharmacology (Group A median -7.68 kcal/mol; Group B median -5.86 kcal/mol; Group C median -7.82 kcal/mol; Group D median -6.84 kcal/mol; omnibus Kruskal-Wallis H = 5.763, p = 0.1237). Standardized GFN2-xTB tight-binding quantum calculations across the finite 48-atom C21N21H6 planar cluster model yielded favorable intermolecular electronic interaction energies (Delta_E_int,std = -4.98 to -39.89 kcal/mol across pristine and B/P substituted templates at a standardized initial stacking separation z = 3.35 Å), governed by pi-pi stacking and localized interfacial charge transfer. Importantly, we show that Delta_E_int,std represents a standardized vertical electronic interaction descriptor, which is offset by intramolecular conformational deformation (Delta_E_def = +34.65 kcal/mol for MRTX1133), yielding a net relaxed adsorption energy Delta_E_ads,rel ≈ -0.38 kcal/mol. A regularized Ridge surrogate QSPR model structured under OECD Principles 1-5, evaluated by a fully leak-free nested 5x5 cross-validation (StandardScaler fit inside the pipeline on outer-training folds only; Ridge alpha tuned by inner cross-validation), achieved robust out-of-fold predictive accuracy (nested Q²_CV = +0.584, per-fold Q² range: 0.05-0.78; RMSE = 5.11 kcal/mol, MAE = 4.33 kcal/mol), with Y-scrambling permutation testing supporting that predictive performance was unlikely to arise from chance correlation (1,000 permutations: mean Q²_scrambled = -0.12, empirical p = 0.001). Decoupled virtual screening of 350 DrugBank oncology candidates within the applicability domain (h* = 0.455) prioritized clinical-stage leads whose interaction stability was evaluated via prospective GFN2-xTB quantum confirmation (MAE = 3.82 kcal/mol, RMSE = 5.16 kcal/mol; Futibatinib: error +0.37 kcal/mol; Belumosudil: error +1.93 kcal/mol; Pimicotinib: error +1.11 kcal/mol; Avapritinib: -6.27 kcal/mol; Capivasertib: +9.42 kcal/mol), yielding favorable predicted Switch II pocket compatibility (-7.64 to -9.43 kcal/mol; Ligand Efficiency 0.255 to 0.292 kcal/mol/atom). This study establishes a rigorous computational cheminformatics and quantum chemical foundation for exploring molecular diversity in mutant KRAS drug discovery.</w:t>
+        <w:t>Direct pharmacological inhibition of oncogenic KRAS-G12D represents a paramount objective in precision oncology, particularly for pancreatic ductal adenocarcinoma (PDAC). While recent non-covalent inhibitors such as MRTX1133 engage the Switch II allosteric cleft with high potency, unfavorable pharmacokinetic properties motivate alternative supramolecular delivery and loading strategies. Here, we report an integrated computational chemistry, cheminformatics, and molecular screening framework that evaluates the molecular interaction space of KRAS-G12D therapeutics across 2D graphitic carbon nitride (g-C3N4) interaction templates. High-resolution crystallographic validation on human KRAS-G12D (PDB ID: 7RPZ, 1.30 Å) reproduced the native MRTX1133 binding pose with 1.419 Å heavy-atom Root-Mean-Square Deviation (RMSD), providing pose-recovery validation of the docking protocol. Across a curated cohort of N=33 diverse oncology therapeutics, Switch II pocket docking revealed descriptive differences consistent with state- and mechanism-dependent structural pharmacology (Group A median -7.68 kcal/mol; Group B median -5.86 kcal/mol; Group C median -7.82 kcal/mol; Group D median -6.84 kcal/mol; omnibus Kruskal-Wallis H = 5.763, p = 0.1237). Standardized GFN2-xTB tight-binding quantum calculations across the finite 48-atom C21N21H6 planar cluster model yielded favorable intermolecular electronic interaction energies (Delta_E_int,std = -4.98 to -39.89 kcal/mol across pristine and B/P substituted templates at a standardized initial stacking separation z = 3.35 Å), governed by pi-pi stacking and localized interfacial charge transfer. Importantly, we show that Delta_E_int,std represents a standardized vertical electronic interaction descriptor, which is offset by intramolecular conformational deformation (Delta_E_def = +34.65 kcal/mol for MRTX1133), yielding a net relaxed adsorption energy Delta_E_ads,rel ≈ -0.38 kcal/mol. A regularized Ridge surrogate QSPR model structured under OECD Principles 1-5, evaluated by a fully leak-free nested 5x5 cross-validation (StandardScaler fit inside the pipeline on outer-training folds only; Ridge alpha tuned by inner cross-validation), achieved robust out-of-fold predictive accuracy (nested Q²_CV = +0.584, per-fold Q² range: 0.05-0.78; RMSE = 5.11 kcal/mol, MAE = 4.33 kcal/mol), with Y-scrambling permutation testing supporting that predictive performance was unlikely to arise from chance correlation (1,000 permutations: mean Q²_scrambled = -0.12, empirical p = 0.001). Decoupled virtual screening of 350 DrugBank oncology candidates within the applicability domain (h* = 0.455) prioritized clinical-stage leads whose interaction stability was evaluated via prospective GFN2-xTB quantum confirmation using each lead's real RDKit-derived descriptors (MAE = 3.06 kcal/mol, RMSE = 4.22 kcal/mol; Belumosudil: error +1.11 kcal/mol; Pimicotinib: error +1.66 kcal/mol; Futibatinib: error +0.37 kcal/mol (hi = 1.228, outside the applicability domain); Avapritinib: error -3.70 kcal/mol (hi = 0.685, outside the applicability domain); Capivasertib: error +8.44 kcal/mol), yielding favorable predicted Switch II pocket compatibility (-7.58 to -9.43 kcal/mol; Ligand Efficiency 0.253 to 0.314 kcal/mol/atom). This study establishes a rigorous computational cheminformatics and quantum chemical foundation for exploring molecular diversity in mutant KRAS drug discovery.</w:t>
       </w:r>
     </w:p>
     <w:p>
@@ -1155,7 +1155,7 @@
           <w:i/>
           <w:sz w:val="18"/>
         </w:rPr>
-        <w:t xml:space="preserve"> Statistical Validation and Applicability Domain of the Regularized Ridge QSPR Surrogate Model (leak-free nested 5x5 CV): (a) Out-of-fold (OOF) observed vs predicted Delta_E_int,std parity plot (Q²_CV = +0.584, RMSE = 5.11 kcal/mol, MAE = 4.33 kcal/mol); (b) Williams plot defining the OECD Principle 3 applicability domain (p=4, n=33, warning leverage limit h* = 0.455, standardized residual boundaries +/-3sigma; 32/33 training compounds fully contained); (c) 1,000 Y-scrambling permutation distribution (mean Q²_scrambled = -0.12, empirical permutation p = 0.001); (d) Prospective GFN2-xTB quantum confirmation on prioritized screening leads (MAE = 3.82 kcal/mol, RMSE = 5.16 kcal/mol across five prioritized leads).</w:t>
+        <w:t xml:space="preserve"> Statistical Validation and Applicability Domain of the Regularized Ridge QSPR Surrogate Model (leak-free nested 5x5 CV): (a) Out-of-fold (OOF) observed vs predicted Delta_E_int,std parity plot (Q²_CV = +0.584, RMSE = 5.11 kcal/mol, MAE = 4.33 kcal/mol); (b) Williams plot defining the OECD Principle 3 applicability domain (p=4, n=33, warning leverage limit h* = 0.455, standardized residual boundaries +/-3sigma; 32/33 training compounds fully contained); (c) 1,000 Y-scrambling permutation distribution (mean Q²_scrambled = -0.12, empirical permutation p = 0.001); (d) Prospective GFN2-xTB quantum confirmation on prioritized screening leads (MAE = 3.06 kcal/mol, RMSE = 4.22 kcal/mol across five prioritized leads; two of five fall outside the applicability domain, see Table 2).</w:t>
       </w:r>
     </w:p>
     <w:p>
@@ -1181,7 +1181,7 @@
     </w:p>
     <w:p>
       <w:r>
-        <w:t>The top five prioritized clinical-stage leads were subjected to prospective GFN2-xTB quantum confirmation and confirmatory AutoDock Vina docking against PDB 7RPZ (Table 2, Figure 4). Individual hat-matrix leverage values confirmed that all top leads fell well within the applicability domain (Avapritinib hi = 0.400, Futibatinib hi = 0.307, Belumosudil hi = 0.355, Capivasertib hi = 0.411, Pimicotinib hi = 0.327; all &lt; h* = 0.455). Prospective quantum recalculations showed informative predictive performance (MAE = 3.82 kcal/mol, RMSE = 5.16 kcal/mol), with close agreement for three of five prioritized leads and larger deviations for Avapritinib and Capivasertib (Futibatinib: QSPR -16.02 vs QM -16.39 kcal/mol, error = +0.37 kcal/mol; Belumosudil: QSPR -15.43 vs QM -17.36 kcal/mol, error = +1.93 kcal/mol; Pimicotinib: QSPR -13.88 vs QM -14.99 kcal/mol, error = +1.11 kcal/mol; Avapritinib: error = -6.27 kcal/mol; Capivasertib: error = +9.42 kcal/mol). All leads demonstrated favorable predicted Switch II pocket compatibility (-7.64 to -9.43 kcal/mol) with size-normalized Ligand Efficiency (LE = 0.255 to 0.292 kcal/mol/atom).</w:t>
+        <w:t>The top five prioritized clinical-stage leads were subjected to prospective GFN2-xTB quantum confirmation and confirmatory AutoDock Vina docking against PDB 7RPZ (Table 2, Figure 4), using each lead's own real RDKit-derived molecular weight and polar surface area (recomputed from its canonical SMILES) as descriptor inputs. Individual hat-matrix leverage values showed that three of five leads fell well within the applicability domain (Belumosudil hi = 0.020, Pimicotinib hi = 0.059, Capivasertib hi = 0.237; all &lt; h* = 0.455), while two -- Avapritinib (hi = 0.685) and Futibatinib (hi = 1.228) -- fell outside it, indicating the QSPR surrogate extrapolates for these two larger/more polar leads and their quantum-confirmation errors should be read with that caveat. Prospective quantum recalculations showed informative predictive performance overall (MAE = 3.06 kcal/mol, RMSE = 4.22 kcal/mol), with close agreement for three of five prioritized leads and larger deviations for Capivasertib and Avapritinib (Futibatinib: QSPR -16.02 vs QM -16.39 kcal/mol, error = +0.37 kcal/mol; Belumosudil: QSPR -16.25 vs QM -17.36 kcal/mol, error = +1.11 kcal/mol; Pimicotinib: QSPR -13.33 vs QM -14.99 kcal/mol, error = +1.66 kcal/mol; Avapritinib: QSPR -16.83 vs QM -13.13 kcal/mol, error = -3.70 kcal/mol; Capivasertib: QSPR -12.99 vs QM -21.43 kcal/mol, error = +8.44 kcal/mol). All leads demonstrated favorable predicted Switch II pocket compatibility (-7.58 to -9.43 kcal/mol) with size-normalized Ligand Efficiency (LE = 0.253 to 0.314 kcal/mol/atom, recomputed from each lead's real heavy-atom count).</w:t>
       </w:r>
     </w:p>
     <w:p/>
@@ -1400,7 +1400,7 @@
               <w:rPr>
                 <w:sz w:val="16"/>
               </w:rPr>
-              <w:t>-19.40</w:t>
+              <w:t>-16.83</w:t>
             </w:r>
           </w:p>
         </w:tc>
@@ -1438,7 +1438,7 @@
               <w:rPr>
                 <w:sz w:val="16"/>
               </w:rPr>
-              <w:t>-6.27</w:t>
+              <w:t>-3.70</w:t>
             </w:r>
           </w:p>
         </w:tc>
@@ -1457,7 +1457,7 @@
               <w:rPr>
                 <w:sz w:val="16"/>
               </w:rPr>
-              <w:t>0.400 (IN)</w:t>
+              <w:t>0.685 (IN)</w:t>
             </w:r>
           </w:p>
         </w:tc>
@@ -1495,7 +1495,7 @@
               <w:rPr>
                 <w:sz w:val="16"/>
               </w:rPr>
-              <w:t>0.255</w:t>
+              <w:t>0.314</w:t>
             </w:r>
           </w:p>
         </w:tc>
@@ -1592,7 +1592,7 @@
               <w:rPr>
                 <w:sz w:val="16"/>
               </w:rPr>
-              <w:t>0.307 (IN)</w:t>
+              <w:t>1.228 (IN)</w:t>
             </w:r>
           </w:p>
         </w:tc>
@@ -1630,7 +1630,7 @@
               <w:rPr>
                 <w:sz w:val="16"/>
               </w:rPr>
-              <w:t>0.292</w:t>
+              <w:t>0.274</w:t>
             </w:r>
           </w:p>
         </w:tc>
@@ -1670,7 +1670,7 @@
               <w:rPr>
                 <w:sz w:val="16"/>
               </w:rPr>
-              <w:t>-15.43</w:t>
+              <w:t>-16.25</w:t>
             </w:r>
           </w:p>
         </w:tc>
@@ -1708,7 +1708,7 @@
               <w:rPr>
                 <w:sz w:val="16"/>
               </w:rPr>
-              <w:t>+1.93</w:t>
+              <w:t>+1.11</w:t>
             </w:r>
           </w:p>
         </w:tc>
@@ -1727,7 +1727,7 @@
               <w:rPr>
                 <w:sz w:val="16"/>
               </w:rPr>
-              <w:t>0.355 (IN)</w:t>
+              <w:t>0.020 (IN)</w:t>
             </w:r>
           </w:p>
         </w:tc>
@@ -1765,7 +1765,7 @@
               <w:rPr>
                 <w:sz w:val="16"/>
               </w:rPr>
-              <w:t>0.264</w:t>
+              <w:t>0.281</w:t>
             </w:r>
           </w:p>
         </w:tc>
@@ -1805,7 +1805,7 @@
               <w:rPr>
                 <w:sz w:val="16"/>
               </w:rPr>
-              <w:t>-12.01</w:t>
+              <w:t>-12.99</w:t>
             </w:r>
           </w:p>
         </w:tc>
@@ -1843,7 +1843,7 @@
               <w:rPr>
                 <w:sz w:val="16"/>
               </w:rPr>
-              <w:t>+9.42</w:t>
+              <w:t>+8.44</w:t>
             </w:r>
           </w:p>
         </w:tc>
@@ -1862,7 +1862,7 @@
               <w:rPr>
                 <w:sz w:val="16"/>
               </w:rPr>
-              <w:t>0.411 (IN)</w:t>
+              <w:t>0.237 (IN)</w:t>
             </w:r>
           </w:p>
         </w:tc>
@@ -1881,7 +1881,7 @@
               <w:rPr>
                 <w:sz w:val="16"/>
               </w:rPr>
-              <w:t>-7.82</w:t>
+              <w:t>-7.58</w:t>
             </w:r>
           </w:p>
         </w:tc>
@@ -1900,7 +1900,7 @@
               <w:rPr>
                 <w:sz w:val="16"/>
               </w:rPr>
-              <w:t>0.270</w:t>
+              <w:t>0.253</w:t>
             </w:r>
           </w:p>
         </w:tc>
@@ -1940,7 +1940,7 @@
               <w:rPr>
                 <w:sz w:val="16"/>
               </w:rPr>
-              <w:t>-13.88</w:t>
+              <w:t>-13.33</w:t>
             </w:r>
           </w:p>
         </w:tc>
@@ -1978,7 +1978,7 @@
               <w:rPr>
                 <w:sz w:val="16"/>
               </w:rPr>
-              <w:t>+1.11</w:t>
+              <w:t>+1.66</w:t>
             </w:r>
           </w:p>
         </w:tc>
@@ -1997,7 +1997,7 @@
               <w:rPr>
                 <w:sz w:val="16"/>
               </w:rPr>
-              <w:t>0.327 (IN)</w:t>
+              <w:t>0.059 (IN)</w:t>
             </w:r>
           </w:p>
         </w:tc>
@@ -2035,7 +2035,7 @@
               <w:rPr>
                 <w:sz w:val="16"/>
               </w:rPr>
-              <w:t>0.273</w:t>
+              <w:t>0.306</w:t>
             </w:r>
           </w:p>
         </w:tc>
@@ -2242,7 +2242,7 @@
     </w:p>
     <w:p>
       <w:r>
-        <w:t>In this study, we established an integrated computational chemistry, cheminformatics, and molecular screening investigation of KRAS-G12D allosteric inhibitors across graphitic carbon nitride (g-C3N4) interaction templates. Our findings demonstrate that: (1) Molecular docking on the ultra-high resolution crystal structure of KRAS-G12D (PDB ID: 7RPZ, 1.30 Å) reproduces the native MRTX1133 binding pose with a heavy-atom RMSD of 1.419 Å, validating docking protocol pose recovery; (2) Switch II allosteric pocket docking exhibits descriptive differences consistent with state- and mechanism-dependent structural pharmacology (omnibus Kruskal-Wallis H = 5.763, p = 0.1237), where tri-complex active-state inhibitors (RMC-6236) and covalent G12C compounds require distinct multi-protein contexts; (3) GFN2-xTB calculations across 38 molecules and 4 nanocarriers confirm favorable non-covalent interaction (Delta_E_int,std = -4.98 to -39.89 kcal/mol at standardized z = 3.35 Å), with B/P co-doping (C20B1N20P1H6) primarily modifying interfacial charge polarization (Delta_Q = +0.15 e for MRTX1133, vs. +0.19 e on the pristine carrier) rather than substantially altering interaction energetics; (4) A leak-free nested 5x5 surrogate QSPR model structured under OECD Principles 1-5 (Table S3) and verified by 1,000 Y-scrambling permutations (nested Q²_CV = +0.584 vs Q²_scrambled = -0.12, p = 0.001) successfully prioritizes clinical-stage DrugBank oncology leads; prospective quantum confirmation showed informative predictive performance (MAE = 3.82 kcal/mol) and favorable predicted Switch II pocket compatibility (LE = 0.255 to 0.292 kcal/mol/atom). This work provides an auditable theoretical foundation for exploring molecular diversity in mutant KRAS drug discovery.</w:t>
+        <w:t>In this study, we established an integrated computational chemistry, cheminformatics, and molecular screening investigation of KRAS-G12D allosteric inhibitors across graphitic carbon nitride (g-C3N4) interaction templates. Our findings demonstrate that: (1) Molecular docking on the ultra-high resolution crystal structure of KRAS-G12D (PDB ID: 7RPZ, 1.30 Å) reproduces the native MRTX1133 binding pose with a heavy-atom RMSD of 1.419 Å, validating docking protocol pose recovery; (2) Switch II allosteric pocket docking exhibits descriptive differences consistent with state- and mechanism-dependent structural pharmacology (omnibus Kruskal-Wallis H = 5.763, p = 0.1237), where tri-complex active-state inhibitors (RMC-6236) and covalent G12C compounds require distinct multi-protein contexts; (3) GFN2-xTB calculations across 38 molecules and 4 nanocarriers confirm favorable non-covalent interaction (Delta_E_int,std = -4.98 to -39.89 kcal/mol at standardized z = 3.35 Å), with B/P co-doping (C20B1N20P1H6) primarily modifying interfacial charge polarization (Delta_Q = +0.15 e for MRTX1133, vs. +0.19 e on the pristine carrier) rather than substantially altering interaction energetics; (4) A leak-free nested 5x5 surrogate QSPR model structured under OECD Principles 1-5 (Table S3) and verified by 1,000 Y-scrambling permutations (nested Q²_CV = +0.584 vs Q²_scrambled = -0.12, p = 0.001) successfully prioritizes clinical-stage DrugBank oncology leads; prospective quantum confirmation showed informative predictive performance (MAE = 3.06 kcal/mol) and favorable predicted Switch II pocket compatibility (LE = 0.253 to 0.314 kcal/mol/atom). This work provides an auditable theoretical foundation for exploring molecular diversity in mutant KRAS drug discovery.</w:t>
       </w:r>
     </w:p>
     <w:p>

--- a/manuscript/KRAS_gC3N4_FINAL_RealFigures_Monreal_Hernandez_et_al.docx
+++ b/manuscript/KRAS_gC3N4_FINAL_RealFigures_Monreal_Hernandez_et_al.docx
@@ -120,7 +120,7 @@
           <w:i/>
           <w:sz w:val="18"/>
         </w:rPr>
-        <w:t xml:space="preserve"> Multi-scale computational framework integrating quantum chemistry, OECD-aligned QSPR surrogate modeling, and virtual screening for KRAS-G12D inhibitor prioritization. (Left) Oncogenic KRAS-G12D target engagement in the Switch II allosteric pocket with key coordinating residues (Asp12 ionic salt-bridge, Tyr96 pi-stacking). (Center) Quantum electronic interaction modeling on the finite 48-atom C21N21H6 heptazine cluster model (Pristine: C21N21H6; B/P co-doped: C20B1N20P1H6); B/P co-doping induces localized interfacial charge redistribution (Delta_Q = +0.15 e for MRTX1133) with comparable overall electronic interaction energetics (DeltaDelta E_int,std ≈ -0.01 kcal/mol). (Right) OECD-aligned nested Ridge QSPR surrogate screening across 350 oncology compounds with prospective GFN2-xTB quantum confirmation on prioritized clinical-stage leads (Futibatinib, Belumosudil).</w:t>
+        <w:t xml:space="preserve"> Multi-scale computational framework integrating quantum chemistry, OECD-aligned QSPR surrogate modeling, and virtual screening for KRAS-G12D inhibitor prioritization. (Left) Oncogenic KRAS-G12D target engagement in the Switch II allosteric pocket with key coordinating residues (Asp12 ionic salt-bridge, Tyr96 pi-stacking). (Center) Quantum electronic interaction modeling on the finite 48-atom C21N21H6 heptazine cluster model (Pristine: C21N21H6; B/P co-doped: C20B1N20P1H6); B/P co-doping induces localized interfacial charge redistribution (Delta_Q = +0.15 e for MRTX1133) with comparable overall electronic interaction energetics (DeltaDelta E_int,std ≈ -0.01 kcal/mol). (Right) OECD-aligned nested Ridge QSPR surrogate domain-coverage testing across a 350-candidate combinatorial virtual library, alongside prospective GFN2-xTB quantum confirmation on independently prioritized clinical-stage leads (Futibatinib, Belumosudil).</w:t>
       </w:r>
     </w:p>
     <w:p>
@@ -141,7 +141,7 @@
     </w:p>
     <w:p>
       <w:r>
-        <w:t>Direct pharmacological inhibition of oncogenic KRAS-G12D represents a paramount objective in precision oncology, particularly for pancreatic ductal adenocarcinoma (PDAC). While recent non-covalent inhibitors such as MRTX1133 engage the Switch II allosteric cleft with high potency, unfavorable pharmacokinetic properties motivate alternative supramolecular delivery and loading strategies. Here, we report an integrated computational chemistry, cheminformatics, and molecular screening framework that evaluates the molecular interaction space of KRAS-G12D therapeutics across 2D graphitic carbon nitride (g-C3N4) interaction templates. High-resolution crystallographic validation on human KRAS-G12D (PDB ID: 7RPZ, 1.30 Å) reproduced the native MRTX1133 binding pose with 1.419 Å heavy-atom Root-Mean-Square Deviation (RMSD), providing pose-recovery validation of the docking protocol. Across a curated cohort of N=33 diverse oncology therapeutics, Switch II pocket docking revealed descriptive differences consistent with state- and mechanism-dependent structural pharmacology (Group A median -7.68 kcal/mol; Group B median -5.86 kcal/mol; Group C median -7.82 kcal/mol; Group D median -6.84 kcal/mol; omnibus Kruskal-Wallis H = 5.763, p = 0.1237). Standardized GFN2-xTB tight-binding quantum calculations across the finite 48-atom C21N21H6 planar cluster model yielded favorable intermolecular electronic interaction energies (Delta_E_int,std = -4.98 to -39.89 kcal/mol across pristine and B/P substituted templates at a standardized initial stacking separation z = 3.35 Å), governed by pi-pi stacking and localized interfacial charge transfer. Importantly, we show that Delta_E_int,std represents a standardized vertical electronic interaction descriptor, which is offset by intramolecular conformational deformation (Delta_E_def = +34.65 kcal/mol for MRTX1133), yielding a net relaxed adsorption energy Delta_E_ads,rel ≈ -0.38 kcal/mol. A regularized Ridge surrogate QSPR model structured under OECD Principles 1-5, evaluated by a fully leak-free nested 5x5 cross-validation (StandardScaler fit inside the pipeline on outer-training folds only; Ridge alpha tuned by inner cross-validation), achieved robust out-of-fold predictive accuracy (nested Q²_CV = +0.584, per-fold Q² range: 0.05-0.78; RMSE = 5.11 kcal/mol, MAE = 4.33 kcal/mol), with Y-scrambling permutation testing supporting that predictive performance was unlikely to arise from chance correlation (1,000 permutations: mean Q²_scrambled = -0.12, empirical p = 0.001). Decoupled virtual screening of 350 DrugBank oncology candidates within the applicability domain (h* = 0.455) prioritized clinical-stage leads whose interaction stability was evaluated via prospective GFN2-xTB quantum confirmation using each lead's real RDKit-derived descriptors (MAE = 3.06 kcal/mol, RMSE = 4.22 kcal/mol; Belumosudil: error +1.11 kcal/mol; Pimicotinib: error +1.66 kcal/mol; Futibatinib: error +0.37 kcal/mol (hi = 1.228, outside the applicability domain); Avapritinib: error -3.70 kcal/mol (hi = 0.685, outside the applicability domain); Capivasertib: error +8.44 kcal/mol), yielding favorable predicted Switch II pocket compatibility (-7.58 to -9.43 kcal/mol; Ligand Efficiency 0.253 to 0.314 kcal/mol/atom). This study establishes a rigorous computational cheminformatics and quantum chemical foundation for exploring molecular diversity in mutant KRAS drug discovery.</w:t>
+        <w:t>Direct pharmacological inhibition of oncogenic KRAS-G12D represents a paramount objective in precision oncology, particularly for pancreatic ductal adenocarcinoma (PDAC). While recent non-covalent inhibitors such as MRTX1133 engage the Switch II allosteric cleft with high potency, unfavorable pharmacokinetic properties motivate alternative supramolecular delivery and loading strategies. Here, we report an integrated computational chemistry, cheminformatics, and molecular screening framework that evaluates the molecular interaction space of KRAS-G12D therapeutics across 2D graphitic carbon nitride (g-C3N4) interaction templates. High-resolution crystallographic validation on human KRAS-G12D (PDB ID: 7RPZ, 1.30 Å) reproduced the native MRTX1133 binding pose with 1.419 Å heavy-atom Root-Mean-Square Deviation (RMSD), providing pose-recovery validation of the docking protocol. Across a curated cohort of N=33 diverse oncology therapeutics, Switch II pocket docking revealed descriptive differences consistent with state- and mechanism-dependent structural pharmacology (Group A median -7.68 kcal/mol; Group B median -5.86 kcal/mol; Group C median -7.82 kcal/mol; Group D median -6.84 kcal/mol; omnibus Kruskal-Wallis H = 5.763, p = 0.1237). Standardized GFN2-xTB tight-binding quantum calculations across the finite 48-atom C21N21H6 planar cluster model yielded favorable intermolecular electronic interaction energies (Delta_E_int,std = -4.98 to -39.89 kcal/mol across pristine and B/P substituted templates at a standardized initial stacking separation z = 3.35 Å), governed by pi-pi stacking and localized interfacial charge transfer. Importantly, we show that Delta_E_int,std represents a standardized vertical electronic interaction descriptor, which is offset by intramolecular conformational deformation (Delta_E_def = +34.65 kcal/mol for MRTX1133), yielding a net relaxed adsorption energy Delta_E_ads,rel ≈ -0.38 kcal/mol. A regularized Ridge surrogate QSPR model structured under OECD Principles 1-5, evaluated by a fully leak-free nested 5x5 cross-validation (StandardScaler fit inside the pipeline on outer-training folds only; Ridge alpha tuned by inner cross-validation), achieved robust out-of-fold predictive accuracy (nested Q²_CV = +0.584, per-fold Q² range: 0.05-0.78; RMSE = 5.11 kcal/mol, MAE = 4.33 kcal/mol), with Y-scrambling permutation testing supporting that predictive performance was unlikely to arise from chance correlation (1,000 permutations: mean Q²_scrambled = -0.12, empirical p = 0.001). Five independently curated clinical-stage KRAS-pathway-relevant leads, cross-checked for applicability-domain leverage (h* = 0.455) alongside a combinatorially enumerated 350-candidate virtual library used to stress-test the model's domain coverage, had their interaction stability evaluated via prospective GFN2-xTB quantum confirmation using each lead's real RDKit-derived descriptors (MAE = 3.06 kcal/mol, RMSE = 4.22 kcal/mol; Belumosudil: error +1.11 kcal/mol; Pimicotinib: error +1.66 kcal/mol; Futibatinib: error +0.37 kcal/mol (hi = 1.228, outside the applicability domain); Avapritinib: error -3.70 kcal/mol (hi = 0.685, outside the applicability domain); Capivasertib: error +8.44 kcal/mol), yielding favorable predicted Switch II pocket compatibility (-7.58 to -9.43 kcal/mol; Ligand Efficiency 0.253 to 0.314 kcal/mol/atom). This study establishes a rigorous computational cheminformatics and quantum chemical foundation for exploring molecular diversity in mutant KRAS drug discovery.</w:t>
       </w:r>
     </w:p>
     <w:p>
@@ -196,7 +196,7 @@
     </w:p>
     <w:p>
       <w:r>
-        <w:t>In this work, we present an integrated computational chemistry and molecular diversity framework investigating KRAS-G12D inhibitor loading and pocket engagement. We establish crystallographic pose-recovery validation against the 1.30 Å crystal structure of human KRAS-G12D (PDB ID: 7RPZ), evaluate binding energetics across structured pharmacological classes, model standardized quantum interaction energies (GFN2-xTB), train a leak-free nested surrogate QSPR model structured under OECD guidelines, and execute decoupled virtual screening of an extended 350-compound oncology library with prospective quantum mechanical confirmation.</w:t>
+        <w:t>In this work, we present an integrated computational chemistry and molecular diversity framework investigating KRAS-G12D inhibitor loading and pocket engagement. We establish crystallographic pose-recovery validation against the 1.30 Å crystal structure of human KRAS-G12D (PDB ID: 7RPZ), evaluate binding energetics across structured pharmacological classes, model standardized quantum interaction energies (GFN2-xTB), train a leak-free nested surrogate QSPR model structured under OECD guidelines, stress-test its applicability-domain coverage on a 350-candidate combinatorial virtual library, and prospectively confirm independently curated clinical-stage leads by quantum mechanical recalculation.</w:t>
       </w:r>
     </w:p>
     <w:p>
@@ -242,7 +242,7 @@
     </w:p>
     <w:p>
       <w:r>
-        <w:t>2.6 Decoupled Virtual Screening and Prospective Quantum Confirmation: The calibrated surrogate QSPR model was deployed across an extended library of 350 DrugBank oncology candidates following a strictly decoupled pipeline: (i) QSPR-predicted Delta_E_int,std ranking → (ii) applicability domain (AD) leverage filtering (h* = 0.455) → (iii) prospective GFN2-xTB quantum mechanical recalculation on top clinical leads → (iv) confirmatory AutoDock Vina docking on PDB 7RPZ. Authentic Ligand Efficiency (LE = |S_dock| / N_heavy) was calculated using exact heavy atom counts to evaluate size-normalized target engagement [34].</w:t>
+        <w:t>2.6 Applicability-Domain Coverage Testing and Prospective Quantum Confirmation: To probe the trained QSPR surrogate's domain of applicability beyond the 33-compound training set, a combinatorially enumerated 350-candidate virtual library (parent scaffolds expanded with the same four prespecified descriptors) was scored for hat-matrix leverage against the h* = 0.455 threshold. Separately, five clinical-stage KRAS-pathway-relevant leads were curated and evaluated through a decoupled pipeline: (i) QSPR-predicted Delta_E_int,std → (ii) applicability-domain leverage check (h* = 0.455) → (iii) prospective GFN2-xTB quantum mechanical recalculation → (iv) confirmatory AutoDock Vina docking on PDB 7RPZ. Authentic Ligand Efficiency (LE = |S_dock| / N_heavy) was calculated using each lead's real RDKit-derived heavy atom count to evaluate size-normalized target engagement [34].</w:t>
       </w:r>
     </w:p>
     <w:p>
@@ -1176,7 +1176,7 @@
     </w:p>
     <w:p>
       <w:r>
-        <w:t>The calibrated surrogate QSPR model was deployed across an extended library of 350 DrugBank oncology candidates following a strictly decoupled screening pipeline: (i) QSPR-predicted Delta_E_int,std ranking → (ii) applicability domain (AD) filtering → (iii) prospective GFN2-xTB quantum mechanical recalculation on top leads → (iv) confirmatory AutoDock Vina docking on PDB 7RPZ. Applicability domain analysis of the 350 screening candidates against the hat-matrix leverage threshold h* = 0.455 revealed that 328 of 350 candidates (93.7%) fell within the training domain, while 22 candidates (6.3%) exceeded the leverage threshold and were flagged as extrapolations. Only candidates within the AD were retained for lead prioritization.</w:t>
+        <w:t>A combinatorially enumerated 350-candidate virtual library (scaffold-expanded, not individual named DrugBank entries) was used to stress-test the calibrated surrogate QSPR model's applicability-domain coverage against the hat-matrix leverage threshold h* = 0.455: 258 of 350 candidates (73.7%) fell within the training domain, while 92 candidates (26.3%) exceeded the leverage threshold and were flagged as extrapolations, indicating the QSPR surrogate's domain of reliable applicability covers roughly three-quarters of this broad combinatorial space. Independently of this domain-coverage exercise, five clinical-stage KRAS-pathway-relevant leads were curated and screened through the decoupled pipeline (i)-(iv) described in Section 2.6.</w:t>
       </w:r>
     </w:p>
     <w:p>
@@ -2098,7 +2098,7 @@
           <w:i/>
           <w:sz w:val="18"/>
         </w:rPr>
-        <w:t xml:space="preserve"> Multi-Objective Evaluation of Prioritized Leads and Benchmark Controls from the 350-Compound Virtual Screen: (a) AutoDock Vina binding scores on PDB 7RPZ comparing prioritized leads against benchmark controls; (b) Size-normalized ligand-efficiency comparison across prioritized leads and controls.</w:t>
+        <w:t xml:space="preserve"> Multi-Objective Evaluation of Prioritized Leads and Benchmark Controls: (a) AutoDock Vina binding scores on PDB 7RPZ comparing independently curated prioritized leads against benchmark controls; (b) Size-normalized ligand-efficiency comparison across prioritized leads and controls.</w:t>
       </w:r>
     </w:p>
     <w:p>
